--- a/en/wisdom-stories/father-and-son.docx
+++ b/en/wisdom-stories/father-and-son.docx
@@ -4,428 +4,231 @@
   <w:body>
     <w:p>
       <w:pPr>
-        <w:spacing w:before="0" w:after="60"/>
-        <w:jc w:val="left"/>
+        <w:pStyle w:val="Title"/>
       </w:pPr>
       <w:r>
-        <w:rPr>
-          <w:rFonts w:ascii="Arial" w:hAnsi="Arial" w:eastAsia="Arial"/>
-          <w:i w:val="0"/>
-          <w:color w:val="000000"/>
-          <w:sz w:val="52"/>
-        </w:rPr>
-        <w:t>Father and son</w:t>
+        <w:t>Father and Son</w:t>
+      </w:r>
+    </w:p>
+    <w:p>
+      <w:pPr/>
+      <w:r>
+        <w:t>After a bitter argument with his father, a young man left home. Hurt and angry, his father forbade anyone to mention his name. Each night, his mother sat on his bed and fell asleep holding his pillow close, breathing in its familiar scent.</w:t>
       </w:r>
     </w:p>
     <w:p>
       <w:pPr>
-        <w:jc w:val="left"/>
+        <w:spacing w:after="80"/>
       </w:pPr>
       <w:r>
-        <w:rPr>
-          <w:rFonts w:ascii="Arial" w:hAnsi="Arial" w:eastAsia="Arial"/>
-          <w:i w:val="0"/>
-          <w:color w:val="000000"/>
-          <w:sz w:val="22"/>
-        </w:rPr>
-        <w:t>The son had left home after a heated argument with his father. The father, who was heartbroken, was also angry and forbade his son's name to be mentioned in the house. The mother, however, would sit on her son's bed every night and go to sleep sniffing his pillow.</w:t>
+        <w:t>“I miss our son,” she pleaded. “Let’s find him and bring him home.” But her husband refused.</w:t>
       </w:r>
     </w:p>
     <w:p>
       <w:pPr>
-        <w:jc w:val="left"/>
+        <w:spacing w:after="80"/>
       </w:pPr>
       <w:r>
-        <w:rPr>
-          <w:rFonts w:ascii="Arial" w:hAnsi="Arial" w:eastAsia="Arial"/>
-          <w:i w:val="0"/>
-          <w:color w:val="000000"/>
-          <w:sz w:val="22"/>
-        </w:rPr>
-        <w:t>— I miss my son. What can I do, let's go find him and bring him home, — she said, but the father did not agree.</w:t>
+        <w:t>A long time passed.</w:t>
+      </w:r>
+    </w:p>
+    <w:p>
+      <w:pPr/>
+      <w:r>
+        <w:t>One day, unable to bear seeing his wife in tears, the father took a slip of paper from his pocket and handed it to her.</w:t>
       </w:r>
     </w:p>
     <w:p>
       <w:pPr>
-        <w:jc w:val="left"/>
+        <w:spacing w:after="80"/>
       </w:pPr>
       <w:r>
-        <w:rPr>
-          <w:rFonts w:ascii="Arial" w:hAnsi="Arial" w:eastAsia="Arial"/>
-          <w:i w:val="0"/>
-          <w:color w:val="000000"/>
-          <w:sz w:val="22"/>
-        </w:rPr>
-        <w:t>A long time had passed.</w:t>
+        <w:t>“You’ll find him at this address,” he said. “But don’t tell him I gave it to you.”</w:t>
+      </w:r>
+    </w:p>
+    <w:p>
+      <w:pPr/>
+      <w:r>
+        <w:t>He said a few more things, but she barely heard them. Overjoyed, she hurried out. The address led to a repair shop, where she found her son working in overalls. For a moment she watched him through her tears, then walked toward him. He had heard nothing from his family and believed they had forgotten him. Startled to see her, he pulled her into a tight embrace.</w:t>
       </w:r>
     </w:p>
     <w:p>
       <w:pPr>
-        <w:jc w:val="left"/>
+        <w:spacing w:after="80"/>
       </w:pPr>
       <w:r>
-        <w:rPr>
-          <w:rFonts w:ascii="Arial" w:hAnsi="Arial" w:eastAsia="Arial"/>
-          <w:i w:val="0"/>
-          <w:color w:val="000000"/>
-          <w:sz w:val="22"/>
-        </w:rPr>
-        <w:t>One day, seeing that the mother was constantly in tears, the father felt sorry for her; he took a piece of paper with his son's address written on it from his pocket and handed it to the mother:</w:t>
+        <w:t>He asked after everyone except his father. Finally, he said:</w:t>
       </w:r>
     </w:p>
     <w:p>
       <w:pPr>
-        <w:jc w:val="left"/>
+        <w:spacing w:after="80"/>
       </w:pPr>
       <w:r>
-        <w:rPr>
-          <w:rFonts w:ascii="Arial" w:hAnsi="Arial" w:eastAsia="Arial"/>
-          <w:i w:val="0"/>
-          <w:color w:val="000000"/>
-          <w:sz w:val="22"/>
-        </w:rPr>
-        <w:t>— Go, you can find him at this address, — he said. — But never tell him that I gave him the address.</w:t>
+        <w:t>“How is that man? Is he still angry?”</w:t>
       </w:r>
     </w:p>
     <w:p>
       <w:pPr>
-        <w:jc w:val="left"/>
+        <w:spacing w:after="80"/>
       </w:pPr>
       <w:r>
-        <w:rPr>
-          <w:rFonts w:ascii="Arial" w:hAnsi="Arial" w:eastAsia="Arial"/>
-          <w:i w:val="0"/>
-          <w:color w:val="000000"/>
-          <w:sz w:val="22"/>
-        </w:rPr>
-        <w:t>Although the father said a few more words, the mother did not seem to hear him; all that was left in her mind was the address. She was overjoyed. She immediately got ready, set off and reached the address written on the paper. It was a repair shop. Her son was working in overalls. The mother stared at her son with tearful eyes for a few minutes, then finally walked towards him. The son, who had been unaware of his family for a long time, thinking that everyone had forgotten about him, was at first surprised when he saw his mother, then hugged her tightly.</w:t>
+        <w:t>His mother avoided the question.</w:t>
       </w:r>
     </w:p>
     <w:p>
       <w:pPr>
-        <w:jc w:val="left"/>
+        <w:spacing w:after="80"/>
       </w:pPr>
       <w:r>
-        <w:rPr>
-          <w:rFonts w:ascii="Arial" w:hAnsi="Arial" w:eastAsia="Arial"/>
-          <w:i w:val="0"/>
-          <w:color w:val="000000"/>
-          <w:sz w:val="22"/>
-        </w:rPr>
-        <w:t>He asked everyone except his father, asked how he was, and finally:</w:t>
+        <w:t>“Come home, son,” she said.</w:t>
       </w:r>
     </w:p>
     <w:p>
       <w:pPr>
-        <w:jc w:val="left"/>
+        <w:spacing w:after="80"/>
       </w:pPr>
       <w:r>
-        <w:rPr>
-          <w:rFonts w:ascii="Arial" w:hAnsi="Arial" w:eastAsia="Arial"/>
-          <w:i w:val="0"/>
-          <w:color w:val="000000"/>
-          <w:sz w:val="22"/>
-        </w:rPr>
-        <w:t>— How is that man, is he still angry? — he asked his mother.</w:t>
+        <w:t>“No, Mother. I can’t live under the same roof as him again.” He turned back to his work.</w:t>
       </w:r>
     </w:p>
     <w:p>
       <w:pPr>
-        <w:jc w:val="left"/>
+        <w:spacing w:after="80"/>
       </w:pPr>
       <w:r>
-        <w:rPr>
-          <w:rFonts w:ascii="Arial" w:hAnsi="Arial" w:eastAsia="Arial"/>
-          <w:i w:val="0"/>
-          <w:color w:val="000000"/>
-          <w:sz w:val="22"/>
-        </w:rPr>
-        <w:t>The mother left this question unanswered:</w:t>
+        <w:t>She watched him for a while, then called him over to give him the sweets she had brought.</w:t>
       </w:r>
     </w:p>
     <w:p>
       <w:pPr>
-        <w:jc w:val="left"/>
+        <w:spacing w:after="80"/>
       </w:pPr>
       <w:r>
-        <w:rPr>
-          <w:rFonts w:ascii="Arial" w:hAnsi="Arial" w:eastAsia="Arial"/>
-          <w:i w:val="0"/>
-          <w:color w:val="000000"/>
-          <w:sz w:val="22"/>
-        </w:rPr>
-        <w:t>— Come on, son, let's go home, — he said.</w:t>
+        <w:t>He accepted them, but said:</w:t>
       </w:r>
     </w:p>
     <w:p>
       <w:pPr>
-        <w:jc w:val="left"/>
+        <w:spacing w:after="80"/>
       </w:pPr>
       <w:r>
-        <w:rPr>
-          <w:rFonts w:ascii="Arial" w:hAnsi="Arial" w:eastAsia="Arial"/>
-          <w:i w:val="0"/>
-          <w:color w:val="000000"/>
-          <w:sz w:val="22"/>
-        </w:rPr>
-        <w:t>— No, mother, I won't go. I can't live in the same house with that man again, — he said and started walking towards work.</w:t>
+        <w:t>“Please don’t insist. I’m not coming home. He hasn’t looked for me once. He doesn’t care about me.”</w:t>
       </w:r>
     </w:p>
     <w:p>
       <w:pPr>
-        <w:jc w:val="left"/>
+        <w:spacing w:after="80"/>
       </w:pPr>
       <w:r>
-        <w:rPr>
-          <w:rFonts w:ascii="Arial" w:hAnsi="Arial" w:eastAsia="Arial"/>
-          <w:i w:val="0"/>
-          <w:color w:val="000000"/>
-          <w:sz w:val="22"/>
-        </w:rPr>
-        <w:t>The mother, who had been watching her son for a while, called out to give him the sweets she had prepared.</w:t>
+        <w:t>His mother lowered her head.</w:t>
+      </w:r>
+    </w:p>
+    <w:p>
+      <w:pPr/>
+      <w:r>
+        <w:t>“Well, if you’re determined to stay, that’s your choice. But your father asked me to tell you to keep away from the friend you’ve been spending time with this past month. He says that person is no good for you, and that you should make peace with your old friend.”</w:t>
       </w:r>
     </w:p>
     <w:p>
       <w:pPr>
-        <w:jc w:val="left"/>
+        <w:spacing w:after="80"/>
       </w:pPr>
       <w:r>
-        <w:rPr>
-          <w:rFonts w:ascii="Arial" w:hAnsi="Arial" w:eastAsia="Arial"/>
-          <w:i w:val="0"/>
-          <w:color w:val="000000"/>
-          <w:sz w:val="22"/>
-        </w:rPr>
-        <w:t>The son took the gift:</w:t>
+        <w:t>Her son froze in astonishment.</w:t>
       </w:r>
     </w:p>
     <w:p>
       <w:pPr>
-        <w:jc w:val="left"/>
+        <w:spacing w:after="80"/>
       </w:pPr>
       <w:r>
-        <w:rPr>
-          <w:rFonts w:ascii="Arial" w:hAnsi="Arial" w:eastAsia="Arial"/>
-          <w:i w:val="0"/>
-          <w:color w:val="000000"/>
-          <w:sz w:val="22"/>
-        </w:rPr>
-        <w:t>— What's wrong, mother, don't insist, I won't come. I can't live in the same house with a man who hasn't even looked for me once, isn't interested in me, — he said.</w:t>
+        <w:t>Back at home, the mother confronted her husband.</w:t>
       </w:r>
     </w:p>
     <w:p>
       <w:pPr>
-        <w:jc w:val="left"/>
+        <w:spacing w:after="80"/>
       </w:pPr>
       <w:r>
-        <w:rPr>
-          <w:rFonts w:ascii="Arial" w:hAnsi="Arial" w:eastAsia="Arial"/>
-          <w:i w:val="0"/>
-          <w:color w:val="000000"/>
-          <w:sz w:val="22"/>
-        </w:rPr>
-        <w:t>The mother, with her neck bent, said:</w:t>
+        <w:t>“If you knew where he was, why didn’t you tell me? Is that why you seemed so calm?”</w:t>
       </w:r>
     </w:p>
     <w:p>
       <w:pPr>
-        <w:jc w:val="left"/>
+        <w:spacing w:after="80"/>
       </w:pPr>
       <w:r>
-        <w:rPr>
-          <w:rFonts w:ascii="Arial" w:hAnsi="Arial" w:eastAsia="Arial"/>
-          <w:i w:val="0"/>
-          <w:color w:val="000000"/>
-          <w:sz w:val="22"/>
-        </w:rPr>
-        <w:t>— Well, son, it's best that you know. I see that your decision is firm, you will not return home. But your father ordered you to stay away from the person you have been friends with for the past month - he will not do you any good. Let him reconcile with his old friend, - he said.</w:t>
+        <w:t>The father broke down in tears.</w:t>
       </w:r>
     </w:p>
     <w:p>
       <w:pPr>
-        <w:jc w:val="left"/>
+        <w:spacing w:after="80"/>
       </w:pPr>
       <w:r>
-        <w:rPr>
-          <w:rFonts w:ascii="Arial" w:hAnsi="Arial" w:eastAsia="Arial"/>
-          <w:i w:val="0"/>
-          <w:color w:val="000000"/>
-          <w:sz w:val="22"/>
-        </w:rPr>
-        <w:t>Hearing this, the son froze in amazement.</w:t>
+        <w:t>“He’s my own flesh and blood,” he said. “My whole heart.”</w:t>
       </w:r>
     </w:p>
     <w:p>
       <w:pPr>
-        <w:jc w:val="left"/>
+        <w:spacing w:after="80"/>
       </w:pPr>
       <w:r>
-        <w:rPr>
-          <w:rFonts w:ascii="Arial" w:hAnsi="Arial" w:eastAsia="Arial"/>
-          <w:i w:val="0"/>
-          <w:color w:val="000000"/>
-          <w:sz w:val="22"/>
-        </w:rPr>
-        <w:t>The mother returned home and rebuked the father:</w:t>
+        <w:t>“How long have you known?” she asked.</w:t>
+      </w:r>
+    </w:p>
+    <w:p>
+      <w:pPr/>
+      <w:r>
+        <w:t>“Since the day he left. Sometimes I went during my lunch break to watch from a distance and make sure he was eating properly. That’s why I came home late some evenings too. I went to see what he was doing and who he was with.”</w:t>
+      </w:r>
+    </w:p>
+    <w:p>
+      <w:pPr/>
+      <w:r>
+        <w:t>As the parents held each other and cried, someone knocked. The mother wiped her eyes and opened the door.</w:t>
       </w:r>
     </w:p>
     <w:p>
       <w:pPr>
-        <w:jc w:val="left"/>
+        <w:keepNext/>
       </w:pPr>
       <w:r>
-        <w:rPr>
-          <w:rFonts w:ascii="Arial" w:hAnsi="Arial" w:eastAsia="Arial"/>
-          <w:i w:val="0"/>
-          <w:color w:val="000000"/>
-          <w:sz w:val="22"/>
-        </w:rPr>
-        <w:t>- Man, if you knew where he was, why did you hide it from me? So, that's why you were so relaxed?</w:t>
+        <w:t>Their son stood there. He kissed their hands and embraced them. Now he understood: the father he thought had cast him out of his heart had never stopped watching over him.</w:t>
       </w:r>
     </w:p>
     <w:p>
       <w:pPr>
-        <w:jc w:val="left"/>
+        <w:keepNext/>
+        <w:keepLines/>
+        <w:spacing w:before="160" w:after="80"/>
       </w:pPr>
       <w:r>
         <w:rPr>
-          <w:rFonts w:ascii="Arial" w:hAnsi="Arial" w:eastAsia="Arial"/>
-          <w:i w:val="0"/>
-          <w:color w:val="000000"/>
-          <w:sz w:val="22"/>
+          <w:b/>
         </w:rPr>
-        <w:t>The father, who always seemed nervous, broke down, tears flowed from his eyes:</w:t>
+        <w:t>Moral:</w:t>
+      </w:r>
+      <w:r>
+        <w:t xml:space="preserve"> Don't hide your love, show it. Sometimes a timely step can prevent years of resentment.</w:t>
       </w:r>
     </w:p>
     <w:p>
       <w:pPr>
-        <w:jc w:val="left"/>
+        <w:spacing w:after="80"/>
       </w:pPr>
       <w:r>
         <w:rPr>
-          <w:rFonts w:ascii="Arial" w:hAnsi="Arial" w:eastAsia="Arial"/>
-          <w:i w:val="0"/>
-          <w:color w:val="000000"/>
-          <w:sz w:val="22"/>
+          <w:i/>
+          <w:sz w:val="18"/>
         </w:rPr>
-        <w:t>- He is my soul, my soul, - he said.</w:t>
-      </w:r>
-    </w:p>
-    <w:p>
-      <w:pPr>
-        <w:jc w:val="left"/>
-      </w:pPr>
-      <w:r>
-        <w:rPr>
-          <w:rFonts w:ascii="Arial" w:hAnsi="Arial" w:eastAsia="Arial"/>
-          <w:i w:val="0"/>
-          <w:color w:val="000000"/>
-          <w:sz w:val="22"/>
-        </w:rPr>
-        <w:t>- How long have you known? - the mother asked.</w:t>
-      </w:r>
-    </w:p>
-    <w:p>
-      <w:pPr>
-        <w:jc w:val="left"/>
-      </w:pPr>
-      <w:r>
-        <w:rPr>
-          <w:rFonts w:ascii="Arial" w:hAnsi="Arial" w:eastAsia="Arial"/>
-          <w:i w:val="0"/>
-          <w:color w:val="000000"/>
-          <w:sz w:val="22"/>
-        </w:rPr>
-        <w:t>- Since he left. Sometimes during the lunch break, I would go and watch from afar to see what he was eating and drinking. This was also the reason why I sometimes came home late: I would go and watch our son in the evenings to see what he was doing, who he was sitting with, - the father replied.</w:t>
-      </w:r>
-    </w:p>
-    <w:p>
-      <w:pPr>
-        <w:jc w:val="left"/>
-      </w:pPr>
-      <w:r>
-        <w:rPr>
-          <w:rFonts w:ascii="Arial" w:hAnsi="Arial" w:eastAsia="Arial"/>
-          <w:i w:val="0"/>
-          <w:color w:val="000000"/>
-          <w:sz w:val="22"/>
-        </w:rPr>
-        <w:t>While the elders were hugging each other and crying, there was a knock on the door. The mother wiped away her tears and went to open the door.</w:t>
-      </w:r>
-    </w:p>
-    <w:p>
-      <w:pPr>
-        <w:jc w:val="left"/>
-      </w:pPr>
-      <w:r>
-        <w:rPr>
-          <w:rFonts w:ascii="Arial" w:hAnsi="Arial" w:eastAsia="Arial"/>
-          <w:i w:val="0"/>
-          <w:color w:val="000000"/>
-          <w:sz w:val="22"/>
-        </w:rPr>
-        <w:t>The son had returned home. He kissed his parents' hands and hugged them. He had understood - the father he thought had forgotten him, torn him from his heart, had actually never taken his eyes off his son.</w:t>
-      </w:r>
-    </w:p>
-    <w:p>
-      <w:pPr>
-        <w:pStyle w:val="Moral"/>
-        <w:keepNext/>
-        <w:keepLines/>
-        <w:widowControl/>
-        <w:spacing w:before="240" w:after="180" w:line="283" w:lineRule="auto"/>
-        <w:ind w:left="240" w:right="240"/>
-        <w:jc w:val="left"/>
-        <w:pBdr>
-          <w:top w:val="single" w:sz="8" w:space="7" w:color="E8D59A"/>
-          <w:left w:val="single" w:sz="32" w:space="11" w:color="C6A23A"/>
-          <w:bottom w:val="single" w:sz="8" w:space="7" w:color="E8D59A"/>
-          <w:right w:val="single" w:sz="8" w:space="11" w:color="E8D59A"/>
-        </w:pBdr>
-        <w:shd w:val="clear" w:color="auto" w:fill="FFF8E1"/>
-      </w:pPr>
-      <w:r>
-        <w:rPr>
-          <w:rFonts w:ascii="Arial" w:hAnsi="Arial" w:eastAsia="Arial" w:cs="Arial"/>
-          <w:b/>
-          <w:i w:val="0"/>
-          <w:color w:val="9A7417"/>
-          <w:sz w:val="22"/>
-        </w:rPr>
-        <w:t xml:space="preserve">Moral: </w:t>
-      </w:r>
-      <w:r>
-        <w:rPr>
-          <w:rFonts w:ascii="Arial" w:hAnsi="Arial" w:eastAsia="Arial" w:cs="Arial"/>
-          <w:b w:val="0"/>
-          <w:i w:val="0"/>
-          <w:color w:val="3F3826"/>
-          <w:sz w:val="22"/>
-        </w:rPr>
-        <w:t>Don't hide your love, show it. Sometimes a timely step can prevent years of resentment.</w:t>
-      </w:r>
-    </w:p>
-    <w:p>
-      <w:pPr>
-        <w:keepLines/>
-        <w:widowControl/>
-        <w:spacing w:before="60" w:after="0" w:line="240" w:lineRule="auto"/>
-        <w:jc w:val="right"/>
-      </w:pPr>
-      <w:r>
-        <w:rPr>
-          <w:rFonts w:ascii="Arial" w:hAnsi="Arial" w:eastAsia="Arial" w:cs="Arial"/>
-          <w:b w:val="0"/>
-          <w:i/>
-          <w:color w:val="8A7950"/>
-          <w:sz w:val="17"/>
-        </w:rPr>
-        <w:t>The story was obtained from open Internet sources.</w:t>
+        <w:t>Source: Publicly available internet sources.</w:t>
       </w:r>
     </w:p>
     <w:sectPr>
       <w:pgSz w:w="12240" w:h="15840"/>
-      <w:pgMar w:top="1440" w:right="1440" w:bottom="1440" w:left="1440" w:header="708" w:footer="708" w:gutter="0"/>
+      <w:pgMar w:top="1080" w:right="1224" w:bottom="1080" w:left="1224" w:header="720" w:footer="720" w:gutter="0"/>
       <w:cols w:space="720"/>
       <w:docGrid w:linePitch="360"/>
     </w:sectPr>
@@ -797,12 +600,14 @@
     <w:qFormat/>
     <w:rsid w:val="00FC693F"/>
     <w:pPr>
-      <w:spacing w:before="0" w:after="160" w:line="276" w:lineRule="auto"/>
+      <w:widowControl/>
+      <w:spacing w:after="120" w:line="259" w:lineRule="auto"/>
     </w:pPr>
     <w:rPr>
-      <w:rFonts w:ascii="Arial" w:hAnsi="Arial" w:eastAsia="Arial"/>
+      <w:rFonts w:ascii="Arial" w:hAnsi="Arial"/>
       <w:color w:val="000000"/>
       <w:sz w:val="22"/>
+      <w:lang w:val="en-US"/>
     </w:rPr>
   </w:style>
   <w:style w:type="paragraph" w:styleId="Header">
@@ -1146,18 +951,17 @@
     <w:qFormat/>
     <w:rsid w:val="00FC693F"/>
     <w:pPr>
-      <w:pBdr>
-        <w:bottom w:val="single" w:sz="8" w:space="4" w:color="4F81BD" w:themeColor="accent1"/>
-      </w:pBdr>
-      <w:spacing w:after="300" w:line="240" w:lineRule="auto"/>
+      <w:keepNext/>
+      <w:spacing w:after="280" w:line="240" w:lineRule="auto"/>
       <w:contextualSpacing/>
     </w:pPr>
     <w:rPr>
-      <w:rFonts w:asciiTheme="majorHAnsi" w:eastAsiaTheme="majorEastAsia" w:hAnsiTheme="majorHAnsi" w:cstheme="majorBidi"/>
-      <w:color w:val="17365D" w:themeColor="text2" w:themeShade="BF"/>
+      <w:rFonts w:asciiTheme="majorHAnsi" w:eastAsiaTheme="majorEastAsia" w:hAnsiTheme="majorHAnsi" w:cstheme="majorBidi" w:ascii="Arial" w:hAnsi="Arial"/>
+      <w:b/>
+      <w:color w:val="000000"/>
       <w:spacing w:val="5"/>
       <w:kern w:val="28"/>
-      <w:sz w:val="52"/>
+      <w:sz w:val="34"/>
       <w:szCs w:val="52"/>
     </w:rPr>
   </w:style>
@@ -1633,9 +1437,6 @@
     <w:qFormat/>
     <w:rsid w:val="00FC693F"/>
     <w:pPr>
-      <w:pBdr>
-        <w:bottom w:val="single" w:sz="4" w:space="4" w:color="4F81BD" w:themeColor="accent1"/>
-      </w:pBdr>
       <w:spacing w:before="200" w:after="280"/>
       <w:ind w:left="936" w:right="936"/>
     </w:pPr>
@@ -12486,18 +12287,6 @@
         <w:shd w:val="clear" w:color="auto" w:fill="FBCAA2" w:themeFill="accent6" w:themeFillTint="7F"/>
       </w:tcPr>
     </w:tblStylePr>
-  </w:style>
-  <w:style w:type="paragraph" w:customStyle="1" w:styleId="Moral">
-    <w:name w:val="Moral"/>
-    <w:basedOn w:val="Normal"/>
-    <w:pPr>
-      <w:spacing w:before="160" w:after="0" w:line="276" w:lineRule="auto"/>
-    </w:pPr>
-    <w:rPr>
-      <w:rFonts w:ascii="Arial" w:hAnsi="Arial" w:eastAsia="Arial"/>
-      <w:i/>
-      <w:sz w:val="22"/>
-    </w:rPr>
   </w:style>
 </w:styles>
 </file>

--- a/en/wisdom-stories/father-and-son.docx
+++ b/en/wisdom-stories/father-and-son.docx
@@ -13,7 +13,7 @@
     <w:p>
       <w:pPr/>
       <w:r>
-        <w:t>After a bitter argument with his father, a young man left home. Hurt and angry, his father forbade anyone to mention his name. Each night, his mother sat on his bed and fell asleep holding his pillow close, breathing in its familiar scent.</w:t>
+        <w:t>After a bitter argument with his father, a young man left home. Hurt and angry, his father forbade even his son's name to be mentioned in the house. Each night, his mother sat on his bed and fell asleep holding his pillow close, breathing in its familiar scent.</w:t>
       </w:r>
     </w:p>
     <w:p>
@@ -35,7 +35,7 @@
     <w:p>
       <w:pPr/>
       <w:r>
-        <w:t>One day, unable to bear seeing his wife in tears, the father took a slip of paper from his pocket and handed it to her.</w:t>
+        <w:t>One day, unable to bear seeing his wife always in tears, the father took a slip of paper from his pocket and handed it to her.</w:t>
       </w:r>
     </w:p>
     <w:p>
@@ -49,7 +49,7 @@
     <w:p>
       <w:pPr/>
       <w:r>
-        <w:t>He said a few more things, but she barely heard them. Overjoyed, she hurried out. The address led to a repair shop, where she found her son working in overalls. For a moment she watched him through her tears, then walked toward him. He had heard nothing from his family and believed they had forgotten him. Startled to see her, he pulled her into a tight embrace.</w:t>
+        <w:t>He said a few more things, but she seemed not to hear him; only the address stayed in her mind. Overjoyed, she hurried out. The address led to a repair shop, where she found her son working in overalls. For a few minutes she watched him through her tears, then walked toward him. He had heard nothing from his family and believed they had forgotten him. Startled to see her, he pulled her into a tight embrace.</w:t>
       </w:r>
     </w:p>
     <w:p>
@@ -97,7 +97,7 @@
         <w:spacing w:after="80"/>
       </w:pPr>
       <w:r>
-        <w:t>She watched him for a while, then called him over to give him the sweets she had brought.</w:t>
+        <w:t>She watched him for a while, then called him over to give him the sweets she had prepared.</w:t>
       </w:r>
     </w:p>
     <w:p>
@@ -159,7 +159,7 @@
         <w:spacing w:after="80"/>
       </w:pPr>
       <w:r>
-        <w:t>The father broke down in tears.</w:t>
+        <w:t>The father, who had always seemed irritable, softened and tears ran from his eyes.</w:t>
       </w:r>
     </w:p>
     <w:p>
@@ -167,7 +167,7 @@
         <w:spacing w:after="80"/>
       </w:pPr>
       <w:r>
-        <w:t>“He’s my own flesh and blood,” he said. “My whole heart.”</w:t>
+        <w:t>“He is my very soul,” he said. “My soul.”</w:t>
       </w:r>
     </w:p>
     <w:p>
@@ -181,7 +181,7 @@
     <w:p>
       <w:pPr/>
       <w:r>
-        <w:t>“Since the day he left. Sometimes I went during my lunch break to watch from a distance and make sure he was eating properly. That’s why I came home late some evenings too. I went to see what he was doing and who he was with.”</w:t>
+        <w:t>“Since the day he left. Sometimes I went during my lunch break to watch from a distance and to see what he was eating and drinking. That’s why I came home late some evenings too. I went to see what he was doing and who he was with.”</w:t>
       </w:r>
     </w:p>
     <w:p>
@@ -195,7 +195,7 @@
         <w:keepNext/>
       </w:pPr>
       <w:r>
-        <w:t>Their son stood there. He kissed their hands and embraced them. Now he understood: the father he thought had cast him out of his heart had never stopped watching over him.</w:t>
+        <w:t>Their son stood there. He kissed their hands and embraced them. Now he understood: the father he thought had forgotten him had never stopped watching over him.</w:t>
       </w:r>
     </w:p>
     <w:p>
@@ -208,11 +208,9 @@
         <w:rPr>
           <w:b/>
         </w:rPr>
-        <w:t>Moral:</w:t>
+        <w:t>Moral: Don't hide your love, show it. Sometimes a timely step can prevent years of resentment.</w:t>
       </w:r>
-      <w:r>
-        <w:t xml:space="preserve"> Don't hide your love, show it. Sometimes a timely step can prevent years of resentment.</w:t>
-      </w:r>
+      <w:r/>
     </w:p>
     <w:p>
       <w:pPr>
@@ -223,7 +221,7 @@
           <w:i/>
           <w:sz w:val="18"/>
         </w:rPr>
-        <w:t>Source: Publicly available internet sources.</w:t>
+        <w:t>Stories are taken from open Internet sources; illustrations were created with AI.</w:t>
       </w:r>
     </w:p>
     <w:sectPr>

--- a/en/wisdom-stories/father-and-son.docx
+++ b/en/wisdom-stories/father-and-son.docx
@@ -66,7 +66,7 @@
         <w:rPr>
           <w:lang/>
         </w:rPr>
-        <w:t>His father stayed silent and closed the conversation.</w:t>
+        <w:t xml:space="preserve">His father stayed silent and refused to discuss it.</w:t>
       </w:r>
     </w:p>
     <w:p>
@@ -222,7 +222,7 @@
         <w:rPr>
           <w:lang/>
         </w:rPr>
-        <w:t>“No, Mum. I don’t want to go back to someone who hasn’t looked for me even once. He’s probably happier without me.”</w:t>
+        <w:t xml:space="preserve">“No, Mom. I don’t want to go back to someone who hasn’t looked for me even once. He’s probably happier without me.”</w:t>
       </w:r>
     </w:p>
     <w:p>
